--- a/example_articles/countries/Australia/5.countries_Australia_Other_publisher.docx
+++ b/example_articles/countries/Australia/5.countries_Australia_Other_publisher.docx
@@ -27,17 +27,17 @@
     </w:p>
     <w:p>
       <w:r>
-        <w:t>Source File: Other publishers/Files (500) (25).DOCX</w:t>
+        <w:t>Source file: Other publishers/Files (500) (25).DOCX</w:t>
       </w:r>
     </w:p>
     <w:p>
       <w:r>
-        <w:t>Raw locations result: ['Australia']</w:t>
+        <w:t>Raw locations result, 'locations': ['Australia']</w:t>
       </w:r>
     </w:p>
     <w:p>
       <w:r>
-        <w:t>countries_stand_flat (Standardized): Australia</w:t>
+        <w:t>Standardized locations result, 'countries_stand_flat': Australia</w:t>
       </w:r>
     </w:p>
     <w:p>

--- a/example_articles/countries/Australia/5.countries_Australia_Other_publisher.docx
+++ b/example_articles/countries/Australia/5.countries_Australia_Other_publisher.docx
@@ -7,7 +7,7 @@
         <w:pStyle w:val="Heading1"/>
       </w:pPr>
       <w:r>
-        <w:t>OFFERING NEIGHBORHOOD HOPE RESIDENTS ARE BUYING NEW TOWNHOUSES IN W. PHILA.</w:t>
+        <w:t>Jesters are lords of 'The Castle' Fun in fending off corporate invaders at gate</w:t>
       </w:r>
     </w:p>
     <w:p>
@@ -17,17 +17,17 @@
     </w:p>
     <w:p>
       <w:r>
-        <w:t>Date: 1995-08-07</w:t>
+        <w:t>Date: 1999-05-07</w:t>
       </w:r>
     </w:p>
     <w:p>
       <w:r>
-        <w:t>Section: CITY &amp; REGION; Pg. B01</w:t>
+        <w:t>Section: LIFE;; MOVIE REVIEW</w:t>
       </w:r>
     </w:p>
     <w:p>
       <w:r>
-        <w:t>Source file: Other publishers/Files (500) (25).DOCX</w:t>
+        <w:t>Source file: Other publishers/Files (500) (9).DOCX</w:t>
       </w:r>
     </w:p>
     <w:p>
@@ -49,61 +49,91 @@
     </w:p>
     <w:p>
       <w:r>
-        <w:t>She had no furniture and little in the way of refreshments. There was cold water (she checked the spigot) but nothing to serve it in.</w:t>
+        <w:t>The Castle</w:t>
         <w:br/>
-        <w:t>Still, Karen Reynolds entertained her first guests yesterday.</w:t>
+        <w:t>* * *</w:t>
         <w:br/>
-        <w:t>One was Mayor Rendell. He just popped in, a visiting dignitary at the dedication of her new home and her new neighborhood at 46th and Market Streets. He checked out the house's three bedrooms, basement heating system, and living room with raspberry-colored carpet.</w:t>
+        <w:t>Stars: Michael Caton, Anne Tenney, Stephen Curry, Sophie Lee</w:t>
         <w:br/>
-        <w:t>A raspberry living room?</w:t>
+        <w:t>Director: Rob Sitch</w:t>
         <w:br/>
-        <w:t>"They're gonna redo it," she said, her nose puckering.</w:t>
+        <w:t>Distributor: Miramax</w:t>
         <w:br/>
-        <w:t>Despite the mix-up, she's thrilled. For the last few years, she and her son, now 2, have been living with her mother in West Philadelphia while she stashed away savings.</w:t>
+        <w:t>Rating: R for language</w:t>
         <w:br/>
-        <w:t>The result: She's moving into a new home, one of several built and subsidized by a public-private venture that officials say will save city neighborhoods.</w:t>
+        <w:t>Opens today in New York and Los Angeles</w:t>
         <w:br/>
-        <w:t>By next year, organizers with Philadelphia Interfaith Action's (PIA) Nehemiah Homes project promise to turn the former school-bus lot into 160 townhouses that will revitalize the struggling working-class neighborhood.</w:t>
+        <w:t>A triumph of sustained silliness, The Castle is a modest</w:t>
         <w:br/>
-        <w:t>All Reynolds has to do is decide where to put the sectional.</w:t>
+        <w:t>comedy about a tow-truck driver who fights the system to save</w:t>
         <w:br/>
-        <w:t>"It's mine," she said softly. She liked the sound of it. So she repeated it a couple more times.</w:t>
+        <w:t>his family's home. The Australian government and a major corporation</w:t>
         <w:br/>
-        <w:t>Many others were awed by the achievement. Hundreds gathered in the drizzle yesterday to celebrate what many said was proof that groups of private citizens could work with government officials.</w:t>
+        <w:t>want the property in order to expand the Melbourne airport. But</w:t>
         <w:br/>
-        <w:t>The interfaith group, a collection of city and suburban churches and secular organizations, began working with the mayor two years ago to transform the area. PIA officials, many of whom are pastors, said that citizens, and not government bureaucracy, understood the city's needs and, therefore, held the keys to the solutions.</w:t>
+        <w:t>the Kerrigans want it even more.</w:t>
         <w:br/>
-        <w:t>"We did what we said we were going to do," said the Rev. Ernest Morris, one of the coordinators with PIA. "That's the culture we're trying do develop - a culture of production."</w:t>
+        <w:t>All of the comedy arises out of the huge disparity between what</w:t>
         <w:br/>
-        <w:t>Now, where there once were tires and trash and idling school buses, there will one day be swing sets and softball and late-night games of tag.</w:t>
+        <w:t>narrator Dale Kerrigan (Stephen Curry) -- the youngest son of</w:t>
         <w:br/>
-        <w:t>The speed of the Nehemiah houses project dazzled many, including the mayor. Despite initial troubles - including an initial unwillingness by Councilwoman Jannie Blackwell to endorse the project - the city acquired the land by swapping with various groups, including the Board of Education. Ground for the project was broken in October, and 25 homes are finished now. The first family moved in last week.</w:t>
+        <w:t>truck driver Darryl (Michael Caton) -- tells us and what we actually</w:t>
         <w:br/>
-        <w:t>PIA made the project attractive, Rendell said, because it had $4 million in construction money up front. The houses cost less than $70,000 a piece to build, and families pay $49,500 for the three-bedroom models.</w:t>
+        <w:t>see onscreen. For example, the house is a tacky disaster -- but</w:t>
         <w:br/>
-        <w:t>"This type of housing begins the restoration of a neighborhood," Rendell said. "I think this would work in any disadvantaged area." He said the city has committed $17 million to PIA's goal of 1,000 homes.</w:t>
+        <w:t>to the Kerrigans, it really is a castle. And it isn't just next</w:t>
         <w:br/>
-        <w:t>PIA is pushing ahead to build 390 new units on 55 acres in Logan, to replace some of that area's sinking homes. The interfaith group also has proposed building homes in North Philadelphia, although a site has not been selected.</w:t>
+        <w:t>to the airport, it's practically on the runway. Why live there?</w:t>
         <w:br/>
-        <w:t>While the construction of new, affordable housing for working families has been a priority, other PIA efforts include developing plans for community policing and crime-fighting efforts.</w:t>
+        <w:t>"Location, location, location," Dale explains. You see, it is</w:t>
         <w:br/>
-        <w:t>The group's aim is to provide valuable lessons to government bureaucrats, Mr. Morris said.</w:t>
+        <w:t>very convenient for the family members -- if any of them ever</w:t>
         <w:br/>
-        <w:t>"It reminds them of what they are - public servants," he said.</w:t>
+        <w:t>needed to fly anywhere.</w:t>
         <w:br/>
-        <w:t>Residents of the area were thrilled with the new homes, they said, even if they couldn't live in them. The area is a forgotten swatch of land, just off Market Street and nestled in the shadow of the Mill Creek and West Park public housing projects.</w:t>
+        <w:t>The Kerrigans clearly are meant to be a typical working-class</w:t>
         <w:br/>
-        <w:t>"It's a step beyond public housing," said Mildred Jenkins, who has lived up the street for 40 years. She hopes to buy a unit. "This is yours. You take much better care of it. You grow."</w:t>
+        <w:t>Australian family, despite their five cars, litter of racing greyhounds</w:t>
         <w:br/>
-        <w:t>On his porch (his porch!), Dennis Lane stood, arms crossed, observing the swarm of people buzzing around his new home.</w:t>
+        <w:t>and two houses. Yet they are all borderline simpletons, the Aussie</w:t>
         <w:br/>
-        <w:t>He, his wife, Stephanie, and their daughter, Tiffany, were the first to move in. Yesterday, the family was overwhelmed by well-wishers.</w:t>
+        <w:t>equivalent of the Beverly Hillbillies. A family member buys a</w:t>
         <w:br/>
-        <w:t>Some shouted their congratulations. One woman approached to say hi, and told him that when she moved in, she would be his next-door neighbor.</w:t>
+        <w:t>Rolex watch and knows it is authentic because it cost $ 15.</w:t>
         <w:br/>
-        <w:t>"That yours?" a middle-aged woman called. He nodded. "God bless you," she said.</w:t>
+        <w:t>"Dad reckoned there was only one show funnier than Funniest</w:t>
         <w:br/>
-        <w:t>"It's nice and peaceful at night," he observed. But he admitted it was kind of weird being the first in a new kingdom of brick and vinyl-siding homes. "I'll be glad when people move in."</w:t>
+        <w:t>Home Videos," Dale tells us. "And that was BEST of Funniest</w:t>
+        <w:br/>
+        <w:t>Home Videos."</w:t>
+        <w:br/>
+        <w:t>Director Rob Sitch and his screenwriters (a team of popular TV</w:t>
+        <w:br/>
+        <w:t>performers in Australia) have mastered a tone somewhere between</w:t>
+        <w:br/>
+        <w:t>ridicule and affection. How else to explain that this was the</w:t>
+        <w:br/>
+        <w:t>No. 1 homegrown movie in Australia in 1997? (Miramax bought this</w:t>
+        <w:br/>
+        <w:t>very low-budget film at the Sundance Festival for $ 7 million more</w:t>
+        <w:br/>
+        <w:t>than a year ago. But it took so long to open in the USA because</w:t>
+        <w:br/>
+        <w:t>the studio had a new musical score recorded and, reportedly, had</w:t>
+        <w:br/>
+        <w:t>the actors re-do much of their dialogue for greater comprehensibility.)</w:t>
+        <w:br/>
+        <w:t>The result is very accessible and very funny. At one point, the</w:t>
+        <w:br/>
+        <w:t>Kerrigans' neighbor, a Lebanese immigrant, learns how little his</w:t>
+        <w:br/>
+        <w:t>house is worth.</w:t>
+        <w:br/>
+        <w:t>"Plane fly overhead, drop value," he explains.</w:t>
+        <w:br/>
+        <w:t>But he adds: "I don't care. In Beirut, plane fly overhead, drop</w:t>
+        <w:br/>
+        <w:t>bomb."</w:t>
         <w:br/>
         <w:br/>
         <w:t>Graphic</w:t>
@@ -111,16 +141,7 @@
         <w:br/>
         <w:t xml:space="preserve"> </w:t>
         <w:br/>
-        <w:t>PHOTO;</w:t>
-        <w:br/>
-        <w:br/>
-        <w:t>PHOTO (1)</w:t>
-        <w:br/>
-        <w:t>1. Ian Love, 9, waits for his mother, Jacqueline Love, to join him in a model</w:t>
-        <w:br/>
-        <w:t>unit. The Nehemiah development was dedicated yesterday. (The Philadelphia</w:t>
-        <w:br/>
-        <w:t>Inquirer, CHARLES FOX)</w:t>
+        <w:t>PHOTO, B/W, Miramax; 'The Castle': Australian working-class heroes Anne Tenney, seated, and Sophie Lee</w:t>
       </w:r>
     </w:p>
     <w:sectPr>

--- a/example_articles/countries/Australia/5.countries_Australia_Other_publisher.docx
+++ b/example_articles/countries/Australia/5.countries_Australia_Other_publisher.docx
@@ -7,7 +7,7 @@
         <w:pStyle w:val="Heading1"/>
       </w:pPr>
       <w:r>
-        <w:t>Jesters are lords of 'The Castle' Fun in fending off corporate invaders at gate</w:t>
+        <w:t>HOT TOPICS</w:t>
       </w:r>
     </w:p>
     <w:p>
@@ -17,17 +17,17 @@
     </w:p>
     <w:p>
       <w:r>
-        <w:t>Date: 1999-05-07</w:t>
+        <w:t>Date: 1992-05-06</w:t>
       </w:r>
     </w:p>
     <w:p>
       <w:r>
-        <w:t>Section: LIFE;; MOVIE REVIEW</w:t>
+        <w:t>Section: Variety; HOT TOPICS; Pg. 1E</w:t>
       </w:r>
     </w:p>
     <w:p>
       <w:r>
-        <w:t>Source file: Other publishers/Files (500) (9).DOCX</w:t>
+        <w:t>Source file: Other publishers/Files (500) (19).DOCX</w:t>
       </w:r>
     </w:p>
     <w:p>
@@ -49,91 +49,55 @@
     </w:p>
     <w:p>
       <w:r>
-        <w:t>The Castle</w:t>
+        <w:t>RESEARCH</w:t>
         <w:br/>
-        <w:t>* * *</w:t>
+        <w:t>Computer games tied</w:t>
         <w:br/>
-        <w:t>Stars: Michael Caton, Anne Tenney, Stephen Curry, Sophie Lee</w:t>
+        <w:t>to aggressive behavior</w:t>
         <w:br/>
-        <w:t>Director: Rob Sitch</w:t>
+        <w:t>Children who spend long hours playing computer games tend to be more aggressive, competitive and energetic than children who play only occasionally, according to Japanese researchers.</w:t>
         <w:br/>
-        <w:t>Distributor: Miramax</w:t>
+        <w:t xml:space="preserve"> The researchers based their findings on a survey of the parents of 1,917 boys and 1,951 girls.  They discovered that the longer and more frequently the youngsters played video games, the more likely they were to display aggressiveness, competitiveness and a sense of urgency, the type of "behavior pattern commonly seen among middle-age workaholic employees," said Fumio Yamada, a psychology professor and member of the research team.</w:t>
         <w:br/>
-        <w:t>Rating: R for language</w:t>
+        <w:t>SHOPPING</w:t>
         <w:br/>
-        <w:t>Opens today in New York and Los Angeles</w:t>
+        <w:t>Catalog sales errors</w:t>
         <w:br/>
-        <w:t>A triumph of sustained silliness, The Castle is a modest</w:t>
+        <w:t>can be avoided</w:t>
         <w:br/>
-        <w:t>comedy about a tow-truck driver who fights the system to save</w:t>
+        <w:t>Catalog shopping used to be the domain of rural folks who couldn't get to the city to shop.  Now catalogs are used by city residents who don't have time to shop.</w:t>
         <w:br/>
-        <w:t>his family's home. The Australian government and a major corporation</w:t>
+        <w:t xml:space="preserve"> Sales of catalog merchandise exceeded $ 25 billion last year, according to the Direct Marketing Association.  With the increase in business also came an increase in problems.  Complaints about catalog purchases were up 7 percent over the previous year.</w:t>
         <w:br/>
-        <w:t>want the property in order to expand the Melbourne airport. But</w:t>
+        <w:t xml:space="preserve"> There are things you can do to head off problems, experts in the field said:</w:t>
         <w:br/>
-        <w:t>the Kerrigans want it even more.</w:t>
+        <w:t xml:space="preserve"> Don't order from outdated catalogs because it increases the odds of the product being out of stock.  Clothing is particularly prone to this problem.  Catalogs older than four months should be considered suspect.</w:t>
         <w:br/>
-        <w:t>All of the comedy arises out of the huge disparity between what</w:t>
+        <w:t xml:space="preserve"> Whenever possible, place your order via the catalog's free 800 number. You will be able to ask the company representative whether the item is in stock and when it will be shipped.</w:t>
         <w:br/>
-        <w:t>narrator Dale Kerrigan (Stephen Curry) -- the youngest son of</w:t>
+        <w:t xml:space="preserve"> Know the laws. If a merchant notifies you that shipment of your order has been delayed, you can cancel the order. But the burden is on you to do so.  "If there is a revised shipment date and the merchant doesn't hear from the consumer, it is presumptively a consent to delay," said Joel Brewer, a lawyer for the Federal Trade Commission.</w:t>
         <w:br/>
-        <w:t>truck driver Darryl (Michael Caton) -- tells us and what we actually</w:t>
+        <w:t>TRIVIA</w:t>
         <w:br/>
-        <w:t>see onscreen. For example, the house is a tacky disaster -- but</w:t>
+        <w:t>Mums the word</w:t>
         <w:br/>
-        <w:t>to the Kerrigans, it really is a castle. And it isn't just next</w:t>
+        <w:t>IIf your mother lives in Italy, don't send her mums for Mother's Day.  To Italians, mums are flowers of mourning.  Here are some other inappropriate flowers to send Mom:</w:t>
         <w:br/>
-        <w:t>to the airport, it's practically on the runway. Why live there?</w:t>
+        <w:t xml:space="preserve"> France - roses (sent only to lovers).</w:t>
         <w:br/>
-        <w:t>"Location, location, location," Dale explains. You see, it is</w:t>
+        <w:t xml:space="preserve"> Australia - gladioluses (mean "working class").</w:t>
         <w:br/>
-        <w:t>very convenient for the family members -- if any of them ever</w:t>
+        <w:t xml:space="preserve"> Spain - yellow roses (mean infidelity)</w:t>
         <w:br/>
-        <w:t>needed to fly anywhere.</w:t>
+        <w:t xml:space="preserve"> - World Features Syndicate</w:t>
         <w:br/>
-        <w:t>The Kerrigans clearly are meant to be a typical working-class</w:t>
+        <w:t>BEST BET</w:t>
         <w:br/>
-        <w:t>Australian family, despite their five cars, litter of racing greyhounds</w:t>
+        <w:t>Short stops</w:t>
         <w:br/>
-        <w:t>and two houses. Yet they are all borderline simpletons, the Aussie</w:t>
+        <w:t>A few years ago, the Minnesota Film Board came up with the idea of putting together a showcase of short films made by emerging local filmmakers.  With the help of Walker Art Center and Intermedia Arts Minnesota, the program has become an annual spring event.  The show, at 7 p.m. today at Walker Art Center, includes 15 shorts covering the stylistic gamut from avant-garde to documentary.  Most of the filmmakers will be on hand.  Tickets are $ 5 general, $ 4 for museum members.  Call 375-7622.</w:t>
         <w:br/>
-        <w:t>equivalent of the Beverly Hillbillies. A family member buys a</w:t>
-        <w:br/>
-        <w:t>Rolex watch and knows it is authentic because it cost $ 15.</w:t>
-        <w:br/>
-        <w:t>"Dad reckoned there was only one show funnier than Funniest</w:t>
-        <w:br/>
-        <w:t>Home Videos," Dale tells us. "And that was BEST of Funniest</w:t>
-        <w:br/>
-        <w:t>Home Videos."</w:t>
-        <w:br/>
-        <w:t>Director Rob Sitch and his screenwriters (a team of popular TV</w:t>
-        <w:br/>
-        <w:t>performers in Australia) have mastered a tone somewhere between</w:t>
-        <w:br/>
-        <w:t>ridicule and affection. How else to explain that this was the</w:t>
-        <w:br/>
-        <w:t>No. 1 homegrown movie in Australia in 1997? (Miramax bought this</w:t>
-        <w:br/>
-        <w:t>very low-budget film at the Sundance Festival for $ 7 million more</w:t>
-        <w:br/>
-        <w:t>than a year ago. But it took so long to open in the USA because</w:t>
-        <w:br/>
-        <w:t>the studio had a new musical score recorded and, reportedly, had</w:t>
-        <w:br/>
-        <w:t>the actors re-do much of their dialogue for greater comprehensibility.)</w:t>
-        <w:br/>
-        <w:t>The result is very accessible and very funny. At one point, the</w:t>
-        <w:br/>
-        <w:t>Kerrigans' neighbor, a Lebanese immigrant, learns how little his</w:t>
-        <w:br/>
-        <w:t>house is worth.</w:t>
-        <w:br/>
-        <w:t>"Plane fly overhead, drop value," he explains.</w:t>
-        <w:br/>
-        <w:t>But he adds: "I don't care. In Beirut, plane fly overhead, drop</w:t>
-        <w:br/>
-        <w:t>bomb."</w:t>
+        <w:t xml:space="preserve"> - Jeff Strickler</w:t>
         <w:br/>
         <w:br/>
         <w:t>Graphic</w:t>
@@ -141,7 +105,7 @@
         <w:br/>
         <w:t xml:space="preserve"> </w:t>
         <w:br/>
-        <w:t>PHOTO, B/W, Miramax; 'The Castle': Australian working-class heroes Anne Tenney, seated, and Sophie Lee</w:t>
+        <w:t>Illustration</w:t>
       </w:r>
     </w:p>
     <w:sectPr>
